--- a/worksheets/MS_L16_RevisionHQ2_Worksheet.docx
+++ b/worksheets/MS_L16_RevisionHQ2_Worksheet.docx
@@ -4700,7 +4700,7 @@
                       <w:sz w:val="21"/>
                       <w:szCs w:val="21"/>
                     </w:rPr>
-                    <w:t xml:space="preserve">Lesson 12: name in binary</w:t>
+                    <w:t xml:space="preserve">Character foundry worksheet (L12): your name in binary</w:t>
                   </w:r>
                 </w:p>
               </w:tc>
@@ -4772,7 +4772,7 @@
                       <w:sz w:val="21"/>
                       <w:szCs w:val="21"/>
                     </w:rPr>
-                    <w:t xml:space="preserve">Lesson 13: bitmap exercise and file size</w:t>
+                    <w:t xml:space="preserve">Pixel studio worksheet (L13): the bitmap and file size calculations</w:t>
                   </w:r>
                 </w:p>
               </w:tc>
@@ -4844,7 +4844,7 @@
                       <w:sz w:val="21"/>
                       <w:szCs w:val="21"/>
                     </w:rPr>
-                    <w:t xml:space="preserve">Lesson 14: sampling tasks</w:t>
+                    <w:t xml:space="preserve">Sound studio worksheet (L14): the sampling tasks</w:t>
                   </w:r>
                 </w:p>
               </w:tc>
@@ -4916,79 +4916,7 @@
                       <w:sz w:val="21"/>
                       <w:szCs w:val="21"/>
                     </w:rPr>
-                    <w:t xml:space="preserve">Lesson 15: lossy and lossless boxes</w:t>
-                  </w:r>
-                </w:p>
-              </w:tc>
-              <w:tc>
-                <w:tcPr>
-                  <w:tcW w:type="dxa" w:w="1400"/>
-                  <w:tcBorders>
-                    <w:top w:val="single" w:color="B7C2D1" w:sz="4"/>
-                    <w:left w:val="single" w:color="B7C2D1" w:sz="4"/>
-                    <w:bottom w:val="single" w:color="B7C2D1" w:sz="4"/>
-                    <w:right w:val="single" w:color="B7C2D1" w:sz="4"/>
-                  </w:tcBorders>
-                  <w:shd w:fill="FFFFFF" w:color="auto" w:val="clear"/>
-                  <w:tcMar>
-                    <w:top w:type="dxa" w:w="80"/>
-                    <w:left w:type="dxa" w:w="120"/>
-                    <w:bottom w:type="dxa" w:w="80"/>
-                    <w:right w:type="dxa" w:w="120"/>
-                  </w:tcMar>
-                  <w:vAlign w:val="center"/>
-                </w:tcPr>
-                <w:p>
-                  <w:pPr>
-                    <w:spacing w:after="0" w:before="0"/>
-                  </w:pPr>
-                  <w:r>
-                    <w:rPr>
-                      <w:rFonts w:ascii="Arial" w:cs="Arial" w:eastAsia="Arial" w:hAnsi="Arial"/>
-                      <w:b w:val="false"/>
-                      <w:bCs w:val="false"/>
-                      <w:sz w:val="21"/>
-                      <w:szCs w:val="21"/>
-                    </w:rPr>
-                    <w:t xml:space="preserve"/>
-                  </w:r>
-                </w:p>
-              </w:tc>
-            </w:tr>
-            <w:tr>
-              <w:trPr>
-                <w:cantSplit/>
-                <w:trHeight w:val="500" w:hRule="atLeast"/>
-              </w:trPr>
-              <w:tc>
-                <w:tcPr>
-                  <w:tcW w:type="dxa" w:w="8626"/>
-                  <w:tcBorders>
-                    <w:top w:val="single" w:color="B7C2D1" w:sz="4"/>
-                    <w:left w:val="single" w:color="B7C2D1" w:sz="4"/>
-                    <w:bottom w:val="single" w:color="B7C2D1" w:sz="4"/>
-                    <w:right w:val="single" w:color="B7C2D1" w:sz="4"/>
-                  </w:tcBorders>
-                  <w:shd w:fill="FFFFFF" w:color="auto" w:val="clear"/>
-                  <w:tcMar>
-                    <w:top w:type="dxa" w:w="80"/>
-                    <w:left w:type="dxa" w:w="120"/>
-                    <w:bottom w:type="dxa" w:w="80"/>
-                    <w:right w:type="dxa" w:w="120"/>
-                  </w:tcMar>
-                  <w:vAlign w:val="center"/>
-                </w:tcPr>
-                <w:p>
-                  <w:pPr>
-                    <w:spacing w:after="0" w:before="0"/>
-                  </w:pPr>
-                  <w:r>
-                    <w:rPr>
-                      <w:rFonts w:ascii="Arial" w:cs="Arial" w:eastAsia="Arial" w:hAnsi="Arial"/>
-                      <w:sz w:val="21"/>
-                      <w:szCs w:val="21"/>
-                    </w:rPr>
-                    <w:t xml:space="preserve">Lesson 15: run-length encoding</w:t>
+                    <w:t xml:space="preserve">Compression works worksheet (L15): lossy and lossless, and run-length encoding</w:t>
                   </w:r>
                 </w:p>
               </w:tc>
